--- a/2025/Дисс.совет/Документы/Сергей/0 редакция/Колокольчиков_информационная_справка.docx
+++ b/2025/Дисс.совет/Документы/Сергей/0 редакция/Колокольчиков_информационная_справка.docx
@@ -977,13 +977,6 @@
                 <w:color w:val="auto"/>
               </w:rPr>
             </w:pPr>
-            <w:r>
-              <w:rPr>
-                <w:rFonts w:ascii="Times New Roman" w:hAnsi="Times New Roman" w:cs="Times New Roman"/>
-                <w:color w:val="auto"/>
-              </w:rPr>
-              <w:t>Фещенко Александр Владимирович</w:t>
-            </w:r>
           </w:p>
         </w:tc>
         <w:tc>
@@ -1009,13 +1002,6 @@
                 <w:color w:val="auto"/>
               </w:rPr>
             </w:pPr>
-            <w:r>
-              <w:rPr>
-                <w:rFonts w:ascii="Times New Roman" w:hAnsi="Times New Roman" w:cs="Times New Roman"/>
-                <w:color w:val="auto"/>
-              </w:rPr>
-              <w:t>д. физ.-мат. н.</w:t>
-            </w:r>
           </w:p>
         </w:tc>
         <w:tc>
@@ -1041,13 +1027,6 @@
                 <w:color w:val="auto"/>
               </w:rPr>
             </w:pPr>
-            <w:r>
-              <w:rPr>
-                <w:rFonts w:ascii="Times New Roman" w:hAnsi="Times New Roman" w:cs="Times New Roman"/>
-                <w:color w:val="auto"/>
-              </w:rPr>
-              <w:t>без звания</w:t>
-            </w:r>
           </w:p>
         </w:tc>
         <w:tc>
@@ -1073,13 +1052,6 @@
                 <w:color w:val="auto"/>
               </w:rPr>
             </w:pPr>
-            <w:r>
-              <w:rPr>
-                <w:rFonts w:ascii="Times New Roman" w:hAnsi="Times New Roman" w:cs="Times New Roman"/>
-                <w:color w:val="auto"/>
-              </w:rPr>
-              <w:t>ИЯИ РАН</w:t>
-            </w:r>
           </w:p>
         </w:tc>
         <w:tc>
@@ -1100,38 +1072,11 @@
               <w:pStyle w:val="a6"/>
               <w:widowControl w:val="0"/>
               <w:spacing w:after="0" w:line="240" w:lineRule="auto"/>
-              <w:jc w:val="center"/>
-              <w:rPr>
-                <w:rFonts w:ascii="Times New Roman" w:hAnsi="Times New Roman" w:cs="Times New Roman"/>
-                <w:color w:val="auto"/>
-              </w:rPr>
-            </w:pPr>
-            <w:r>
-              <w:rPr>
-                <w:rFonts w:ascii="Times New Roman" w:hAnsi="Times New Roman" w:cs="Times New Roman"/>
-                <w:color w:val="auto"/>
-              </w:rPr>
-              <w:t>Заместитель директора</w:t>
-            </w:r>
-          </w:p>
-          <w:p>
-            <w:pPr>
-              <w:pStyle w:val="a6"/>
-              <w:widowControl w:val="0"/>
-              <w:spacing w:after="0" w:line="240" w:lineRule="auto"/>
-              <w:jc w:val="center"/>
-              <w:rPr>
-                <w:rFonts w:ascii="Times New Roman" w:hAnsi="Times New Roman" w:cs="Times New Roman"/>
-                <w:color w:val="auto"/>
-              </w:rPr>
-            </w:pPr>
-            <w:r>
-              <w:rPr>
-                <w:rFonts w:ascii="Times New Roman" w:hAnsi="Times New Roman" w:cs="Times New Roman"/>
-                <w:color w:val="auto"/>
-              </w:rPr>
-              <w:t>по научной работе</w:t>
-            </w:r>
+              <w:rPr>
+                <w:rFonts w:ascii="Times New Roman" w:hAnsi="Times New Roman" w:cs="Times New Roman"/>
+                <w:color w:val="auto"/>
+              </w:rPr>
+            </w:pPr>
           </w:p>
         </w:tc>
       </w:tr>
@@ -1157,13 +1102,6 @@
                 <w:rFonts w:ascii="Times New Roman" w:hAnsi="Times New Roman"/>
               </w:rPr>
             </w:pPr>
-            <w:r>
-              <w:rPr>
-                <w:rFonts w:ascii="Times New Roman" w:hAnsi="Times New Roman" w:cs="Times New Roman"/>
-                <w:color w:val="auto"/>
-              </w:rPr>
-              <w:t>Парамонов Валентин Витальевич</w:t>
-            </w:r>
           </w:p>
         </w:tc>
         <w:tc>
@@ -1189,20 +1127,6 @@
                 <w:color w:val="auto"/>
               </w:rPr>
             </w:pPr>
-            <w:r>
-              <w:rPr>
-                <w:rFonts w:ascii="Times New Roman" w:hAnsi="Times New Roman" w:cs="Times New Roman"/>
-                <w:color w:val="auto"/>
-              </w:rPr>
-              <w:t>д</w:t>
-            </w:r>
-            <w:r>
-              <w:rPr>
-                <w:rFonts w:ascii="Times New Roman" w:hAnsi="Times New Roman" w:cs="Times New Roman"/>
-                <w:color w:val="auto"/>
-              </w:rPr>
-              <w:t>. физ.-мат. н.</w:t>
-            </w:r>
           </w:p>
         </w:tc>
         <w:tc>
@@ -1228,13 +1152,6 @@
                 <w:color w:val="auto"/>
               </w:rPr>
             </w:pPr>
-            <w:r>
-              <w:rPr>
-                <w:rFonts w:ascii="Times New Roman" w:hAnsi="Times New Roman" w:cs="Times New Roman"/>
-                <w:color w:val="auto"/>
-              </w:rPr>
-              <w:t>без звания</w:t>
-            </w:r>
           </w:p>
         </w:tc>
         <w:tc>
@@ -1260,13 +1177,6 @@
                 <w:color w:val="auto"/>
               </w:rPr>
             </w:pPr>
-            <w:r>
-              <w:rPr>
-                <w:rFonts w:ascii="Times New Roman" w:hAnsi="Times New Roman" w:cs="Times New Roman"/>
-                <w:color w:val="auto"/>
-              </w:rPr>
-              <w:t>ИЯИ РАН</w:t>
-            </w:r>
           </w:p>
         </w:tc>
         <w:tc>
@@ -1293,20 +1203,6 @@
                 <w:color w:val="auto"/>
               </w:rPr>
             </w:pPr>
-            <w:r>
-              <w:rPr>
-                <w:rFonts w:ascii="Times New Roman" w:hAnsi="Times New Roman" w:cs="Times New Roman"/>
-                <w:color w:val="auto"/>
-              </w:rPr>
-              <w:t>ведущий</w:t>
-            </w:r>
-            <w:r>
-              <w:rPr>
-                <w:rFonts w:ascii="Times New Roman" w:hAnsi="Times New Roman" w:cs="Times New Roman"/>
-                <w:color w:val="auto"/>
-              </w:rPr>
-              <w:t xml:space="preserve"> научный сотрудник</w:t>
-            </w:r>
           </w:p>
         </w:tc>
       </w:tr>
@@ -1768,6 +1664,7 @@
           <w:szCs w:val="24"/>
           <w:u w:val="single"/>
         </w:rPr>
+        <w:lastRenderedPageBreak/>
         <w:t>Сведения об ученом секретаре диссертационного совета</w:t>
       </w:r>
     </w:p>
@@ -2459,39 +2356,7 @@
                 <w:sz w:val="24"/>
                 <w:szCs w:val="24"/>
               </w:rPr>
-              <w:t xml:space="preserve">Молчанов </w:t>
-            </w:r>
-            <w:r>
-              <w:rPr>
-                <w:rFonts w:ascii="Times New Roman" w:hAnsi="Times New Roman" w:cs="Times New Roman"/>
-                <w:sz w:val="24"/>
-                <w:szCs w:val="24"/>
-              </w:rPr>
-              <w:t>Васили</w:t>
-            </w:r>
-            <w:r>
-              <w:rPr>
-                <w:rFonts w:ascii="Times New Roman" w:hAnsi="Times New Roman" w:cs="Times New Roman"/>
-                <w:sz w:val="24"/>
-                <w:szCs w:val="24"/>
-              </w:rPr>
-              <w:t>й</w:t>
-            </w:r>
-            <w:r>
-              <w:rPr>
-                <w:rFonts w:ascii="Times New Roman" w:hAnsi="Times New Roman" w:cs="Times New Roman"/>
-                <w:sz w:val="24"/>
-                <w:szCs w:val="24"/>
-              </w:rPr>
-              <w:t xml:space="preserve"> Вадимови</w:t>
-            </w:r>
-            <w:r>
-              <w:rPr>
-                <w:rFonts w:ascii="Times New Roman" w:hAnsi="Times New Roman" w:cs="Times New Roman"/>
-                <w:sz w:val="24"/>
-                <w:szCs w:val="24"/>
-              </w:rPr>
-              <w:t>ч</w:t>
+              <w:t>Мочалов Василий Вадимович</w:t>
             </w:r>
           </w:p>
         </w:tc>
@@ -2588,15 +2453,13 @@
                 <w:highlight w:val="red"/>
               </w:rPr>
             </w:pPr>
-            <w:bookmarkStart w:id="0" w:name="_Hlk208669326"/>
-            <w:r>
-              <w:rPr>
-                <w:rFonts w:ascii="Times New Roman" w:hAnsi="Times New Roman" w:cs="Times New Roman"/>
-                <w:color w:val="auto"/>
-              </w:rPr>
-              <w:t>Федеральное государственное бюджетное учреждение Национальный исследовательский центр «Курчатовский институт», Курчатовский комплекс теоретической и экспериментальной физики</w:t>
-            </w:r>
-            <w:bookmarkEnd w:id="0"/>
+            <w:r>
+              <w:rPr>
+                <w:rFonts w:ascii="Times New Roman" w:hAnsi="Times New Roman" w:cs="Times New Roman"/>
+                <w:color w:val="auto"/>
+              </w:rPr>
+              <w:t>Федеральное государственное бюджетное учреждение «Институт физики высоких энергий имени А.А. Логунова Национального исследовательского центра «Курчатовский институт»</w:t>
+            </w:r>
           </w:p>
         </w:tc>
         <w:tc>
@@ -2663,119 +2526,134 @@
             <w:r>
               <w:rPr>
                 <w:rFonts w:ascii="Times New Roman" w:hAnsi="Times New Roman" w:cs="Times New Roman"/>
-                <w:color w:val="auto"/>
-              </w:rPr>
-              <w:t>Филатов Юрий Николаевич</w:t>
-            </w:r>
-          </w:p>
-        </w:tc>
-        <w:tc>
-          <w:tcPr>
-            <w:tcW w:w="1844" w:type="dxa"/>
-            <w:tcBorders>
-              <w:top w:val="single" w:sz="4" w:space="0" w:color="000001"/>
-              <w:left w:val="single" w:sz="4" w:space="0" w:color="000001"/>
-              <w:bottom w:val="single" w:sz="4" w:space="0" w:color="000001"/>
-              <w:right w:val="single" w:sz="4" w:space="0" w:color="000001"/>
-            </w:tcBorders>
-            <w:shd w:val="clear" w:color="auto" w:fill="auto"/>
-            <w:tcMar>
-              <w:left w:w="55" w:type="dxa"/>
-            </w:tcMar>
-            <w:vAlign w:val="center"/>
-          </w:tcPr>
-          <w:p>
-            <w:pPr>
-              <w:widowControl w:val="0"/>
-              <w:spacing w:after="0" w:line="240" w:lineRule="auto"/>
-              <w:jc w:val="center"/>
-              <w:rPr>
-                <w:rFonts w:ascii="Times New Roman" w:hAnsi="Times New Roman"/>
-              </w:rPr>
-            </w:pPr>
-            <w:r>
-              <w:rPr>
-                <w:rFonts w:ascii="Times New Roman" w:hAnsi="Times New Roman" w:cs="Times New Roman"/>
-                <w:color w:val="auto"/>
-              </w:rPr>
-              <w:t>кандидат</w:t>
-            </w:r>
-            <w:r>
-              <w:rPr>
-                <w:rFonts w:ascii="Times New Roman" w:hAnsi="Times New Roman" w:cs="Times New Roman"/>
-                <w:color w:val="auto"/>
-              </w:rPr>
-              <w:t xml:space="preserve"> физико-математических наук</w:t>
-            </w:r>
-          </w:p>
-        </w:tc>
-        <w:tc>
-          <w:tcPr>
-            <w:tcW w:w="1702" w:type="dxa"/>
-            <w:tcBorders>
-              <w:top w:val="single" w:sz="4" w:space="0" w:color="000001"/>
-              <w:left w:val="single" w:sz="4" w:space="0" w:color="000001"/>
-              <w:bottom w:val="single" w:sz="4" w:space="0" w:color="000001"/>
-              <w:right w:val="single" w:sz="4" w:space="0" w:color="000001"/>
-            </w:tcBorders>
-            <w:shd w:val="clear" w:color="auto" w:fill="FFFFFF" w:themeFill="background1"/>
-            <w:tcMar>
-              <w:left w:w="55" w:type="dxa"/>
-            </w:tcMar>
-            <w:vAlign w:val="center"/>
-          </w:tcPr>
-          <w:p>
-            <w:pPr>
-              <w:widowControl w:val="0"/>
-              <w:spacing w:after="0" w:line="240" w:lineRule="auto"/>
-              <w:jc w:val="center"/>
-              <w:rPr>
-                <w:rFonts w:ascii="Times New Roman" w:hAnsi="Times New Roman" w:cs="Times New Roman"/>
-                <w:color w:val="auto"/>
-              </w:rPr>
-            </w:pPr>
-            <w:r>
-              <w:rPr>
-                <w:rFonts w:ascii="Times New Roman" w:hAnsi="Times New Roman" w:cs="Times New Roman"/>
-                <w:color w:val="auto"/>
-              </w:rPr>
-              <w:t>без звания</w:t>
-            </w:r>
-          </w:p>
-        </w:tc>
-        <w:tc>
-          <w:tcPr>
-            <w:tcW w:w="6094" w:type="dxa"/>
-            <w:tcBorders>
-              <w:top w:val="single" w:sz="4" w:space="0" w:color="000001"/>
-              <w:left w:val="single" w:sz="4" w:space="0" w:color="000001"/>
-              <w:bottom w:val="single" w:sz="4" w:space="0" w:color="000001"/>
-              <w:right w:val="single" w:sz="4" w:space="0" w:color="000001"/>
-            </w:tcBorders>
-            <w:shd w:val="clear" w:color="auto" w:fill="auto"/>
-            <w:tcMar>
-              <w:left w:w="55" w:type="dxa"/>
-            </w:tcMar>
-            <w:vAlign w:val="center"/>
-          </w:tcPr>
-          <w:p>
-            <w:pPr>
-              <w:pStyle w:val="a6"/>
-              <w:widowControl w:val="0"/>
-              <w:spacing w:after="0" w:line="240" w:lineRule="auto"/>
-              <w:jc w:val="center"/>
-              <w:rPr>
-                <w:rFonts w:ascii="Times New Roman" w:hAnsi="Times New Roman" w:cs="Times New Roman"/>
-                <w:color w:val="auto"/>
-              </w:rPr>
-            </w:pPr>
-            <w:r>
-              <w:rPr>
-                <w:rFonts w:ascii="Times New Roman" w:hAnsi="Times New Roman" w:cs="Times New Roman"/>
                 <w:sz w:val="24"/>
                 <w:szCs w:val="24"/>
               </w:rPr>
-              <w:t>Федеральное государственное автономное образовательное учреждение высшего образования “Московский физико-технический институт (национальный исследовательский университет)”</w:t>
+              <w:t>Кулевой Тимур Вячеславович</w:t>
+            </w:r>
+          </w:p>
+        </w:tc>
+        <w:tc>
+          <w:tcPr>
+            <w:tcW w:w="1844" w:type="dxa"/>
+            <w:tcBorders>
+              <w:top w:val="single" w:sz="4" w:space="0" w:color="000001"/>
+              <w:left w:val="single" w:sz="4" w:space="0" w:color="000001"/>
+              <w:bottom w:val="single" w:sz="4" w:space="0" w:color="000001"/>
+              <w:right w:val="single" w:sz="4" w:space="0" w:color="000001"/>
+            </w:tcBorders>
+            <w:shd w:val="clear" w:color="auto" w:fill="auto"/>
+            <w:tcMar>
+              <w:left w:w="55" w:type="dxa"/>
+            </w:tcMar>
+            <w:vAlign w:val="center"/>
+          </w:tcPr>
+          <w:p>
+            <w:pPr>
+              <w:widowControl w:val="0"/>
+              <w:spacing w:after="0" w:line="240" w:lineRule="auto"/>
+              <w:jc w:val="center"/>
+              <w:rPr>
+                <w:rFonts w:ascii="Times New Roman" w:hAnsi="Times New Roman"/>
+              </w:rPr>
+            </w:pPr>
+            <w:r>
+              <w:rPr>
+                <w:rFonts w:ascii="Times New Roman" w:hAnsi="Times New Roman" w:cs="Times New Roman"/>
+                <w:color w:val="auto"/>
+              </w:rPr>
+              <w:t>доктор</w:t>
+            </w:r>
+            <w:r>
+              <w:rPr>
+                <w:rFonts w:ascii="Times New Roman" w:hAnsi="Times New Roman" w:cs="Times New Roman"/>
+                <w:color w:val="auto"/>
+              </w:rPr>
+              <w:t xml:space="preserve"> </w:t>
+            </w:r>
+            <w:r>
+              <w:rPr>
+                <w:rFonts w:ascii="Times New Roman" w:hAnsi="Times New Roman" w:cs="Times New Roman"/>
+                <w:color w:val="auto"/>
+              </w:rPr>
+              <w:t>техниче</w:t>
+            </w:r>
+            <w:r>
+              <w:rPr>
+                <w:rFonts w:ascii="Times New Roman" w:hAnsi="Times New Roman" w:cs="Times New Roman"/>
+                <w:color w:val="auto"/>
+              </w:rPr>
+              <w:t>ских наук</w:t>
+            </w:r>
+          </w:p>
+        </w:tc>
+        <w:tc>
+          <w:tcPr>
+            <w:tcW w:w="1702" w:type="dxa"/>
+            <w:tcBorders>
+              <w:top w:val="single" w:sz="4" w:space="0" w:color="000001"/>
+              <w:left w:val="single" w:sz="4" w:space="0" w:color="000001"/>
+              <w:bottom w:val="single" w:sz="4" w:space="0" w:color="000001"/>
+              <w:right w:val="single" w:sz="4" w:space="0" w:color="000001"/>
+            </w:tcBorders>
+            <w:shd w:val="clear" w:color="auto" w:fill="FFFFFF" w:themeFill="background1"/>
+            <w:tcMar>
+              <w:left w:w="55" w:type="dxa"/>
+            </w:tcMar>
+            <w:vAlign w:val="center"/>
+          </w:tcPr>
+          <w:p>
+            <w:pPr>
+              <w:widowControl w:val="0"/>
+              <w:spacing w:after="0" w:line="240" w:lineRule="auto"/>
+              <w:jc w:val="center"/>
+              <w:rPr>
+                <w:rFonts w:ascii="Times New Roman" w:hAnsi="Times New Roman" w:cs="Times New Roman"/>
+                <w:color w:val="auto"/>
+              </w:rPr>
+            </w:pPr>
+            <w:r>
+              <w:rPr>
+                <w:rFonts w:ascii="Times New Roman" w:hAnsi="Times New Roman" w:cs="Times New Roman"/>
+                <w:color w:val="auto"/>
+              </w:rPr>
+              <w:t>без звания</w:t>
+            </w:r>
+          </w:p>
+        </w:tc>
+        <w:tc>
+          <w:tcPr>
+            <w:tcW w:w="6094" w:type="dxa"/>
+            <w:tcBorders>
+              <w:top w:val="single" w:sz="4" w:space="0" w:color="000001"/>
+              <w:left w:val="single" w:sz="4" w:space="0" w:color="000001"/>
+              <w:bottom w:val="single" w:sz="4" w:space="0" w:color="000001"/>
+              <w:right w:val="single" w:sz="4" w:space="0" w:color="000001"/>
+            </w:tcBorders>
+            <w:shd w:val="clear" w:color="auto" w:fill="auto"/>
+            <w:tcMar>
+              <w:left w:w="55" w:type="dxa"/>
+            </w:tcMar>
+            <w:vAlign w:val="center"/>
+          </w:tcPr>
+          <w:p>
+            <w:pPr>
+              <w:pStyle w:val="a6"/>
+              <w:widowControl w:val="0"/>
+              <w:spacing w:after="0" w:line="240" w:lineRule="auto"/>
+              <w:jc w:val="center"/>
+              <w:rPr>
+                <w:rFonts w:ascii="Times New Roman" w:hAnsi="Times New Roman" w:cs="Times New Roman"/>
+                <w:color w:val="auto"/>
+              </w:rPr>
+            </w:pPr>
+            <w:r>
+              <w:rPr>
+                <w:rFonts w:ascii="Times New Roman" w:hAnsi="Times New Roman" w:cs="Times New Roman"/>
+                <w:sz w:val="24"/>
+                <w:szCs w:val="24"/>
+              </w:rPr>
+              <w:t>Федеральное государственное бюджетное учреждение Национальный исследовательский центр «Курчатовский институт», Курчатовский комплекс теоретической и экспериментальной физики</w:t>
             </w:r>
           </w:p>
         </w:tc>
@@ -2807,7 +2685,7 @@
               <w:rPr>
                 <w:rFonts w:ascii="Times New Roman" w:hAnsi="Times New Roman"/>
               </w:rPr>
-              <w:t>заведующий лабораторией, ведущий научный сотрудник</w:t>
+              <w:t>заместитель руководителя Комплекса по прикладным научным исследованиям и экспериментальным установкам</w:t>
             </w:r>
           </w:p>
         </w:tc>
@@ -3539,7 +3417,7 @@
                 <w:sz w:val="24"/>
                 <w:szCs w:val="24"/>
               </w:rPr>
-              <w:t>Объединенный институт ядерных исследований</w:t>
+              <w:t>Федеральное государственное бюджетное образовательное учреждение высшего образования «Санкт-Петербургский государственный университет»</w:t>
             </w:r>
           </w:p>
         </w:tc>
@@ -3606,7 +3484,7 @@
                 <w:sz w:val="24"/>
                 <w:szCs w:val="24"/>
               </w:rPr>
-              <w:t>Международная межправительственная организация</w:t>
+              <w:t>Правительство Российской Федерации</w:t>
             </w:r>
           </w:p>
         </w:tc>
@@ -3641,23 +3519,28 @@
                 <w:rFonts w:ascii="Times New Roman" w:hAnsi="Times New Roman" w:cs="Times New Roman"/>
                 <w:color w:val="auto"/>
               </w:rPr>
-              <w:t xml:space="preserve">141980, Российская Федерация, Дубна, Московская обл., ул. </w:t>
-            </w:r>
-            <w:proofErr w:type="spellStart"/>
-            <w:r>
-              <w:rPr>
-                <w:rFonts w:ascii="Times New Roman" w:hAnsi="Times New Roman" w:cs="Times New Roman"/>
-                <w:color w:val="auto"/>
-              </w:rPr>
-              <w:t>Жолио</w:t>
-            </w:r>
-            <w:proofErr w:type="spellEnd"/>
-            <w:r>
-              <w:rPr>
-                <w:rFonts w:ascii="Times New Roman" w:hAnsi="Times New Roman" w:cs="Times New Roman"/>
-                <w:color w:val="auto"/>
-              </w:rPr>
-              <w:t xml:space="preserve">-Кюри, д.6. </w:t>
+              <w:t>199034</w:t>
+            </w:r>
+            <w:r>
+              <w:rPr>
+                <w:rFonts w:ascii="Times New Roman" w:hAnsi="Times New Roman" w:cs="Times New Roman"/>
+                <w:color w:val="auto"/>
+              </w:rPr>
+              <w:t xml:space="preserve">, Российская Федерация, </w:t>
+            </w:r>
+            <w:r>
+              <w:rPr>
+                <w:rFonts w:ascii="Times New Roman" w:hAnsi="Times New Roman" w:cs="Times New Roman"/>
+                <w:color w:val="auto"/>
+              </w:rPr>
+              <w:t>Санкт-Петербург, Университетская наб., д. 7–9</w:t>
+            </w:r>
+            <w:r>
+              <w:rPr>
+                <w:rFonts w:ascii="Times New Roman" w:hAnsi="Times New Roman" w:cs="Times New Roman"/>
+                <w:color w:val="auto"/>
+              </w:rPr>
+              <w:t xml:space="preserve">. </w:t>
             </w:r>
           </w:p>
           <w:p>
@@ -3672,7 +3555,22 @@
                 <w:rFonts w:ascii="Times New Roman" w:hAnsi="Times New Roman" w:cs="Times New Roman"/>
                 <w:color w:val="auto"/>
               </w:rPr>
-              <w:t>тел. (496) 216-50-59, эл. почт</w:t>
+              <w:t xml:space="preserve">тел. </w:t>
+            </w:r>
+            <w:r>
+              <w:rPr>
+                <w:rFonts w:ascii="Times New Roman" w:hAnsi="Times New Roman" w:cs="Times New Roman"/>
+                <w:color w:val="auto"/>
+              </w:rPr>
+              <w:tab/>
+              <w:t>+7 (812) 325–87–36</w:t>
+            </w:r>
+            <w:r>
+              <w:rPr>
+                <w:rFonts w:ascii="Times New Roman" w:hAnsi="Times New Roman" w:cs="Times New Roman"/>
+                <w:color w:val="auto"/>
+              </w:rPr>
+              <w:t>, эл. почт</w:t>
             </w:r>
             <w:r>
               <w:rPr>
@@ -3688,15 +3586,15 @@
               </w:rPr>
               <w:t xml:space="preserve"> </w:t>
             </w:r>
-            <w:hyperlink r:id="rId7" w:history="1">
-              <w:r>
-                <w:rPr>
-                  <w:rStyle w:val="a3"/>
-                  <w:rFonts w:ascii="Times New Roman" w:hAnsi="Times New Roman" w:cs="Times New Roman"/>
-                </w:rPr>
-                <w:t>post@jinr.ru</w:t>
-              </w:r>
-            </w:hyperlink>
+            <w:r>
+              <w:tab/>
+            </w:r>
+            <w:r>
+              <w:rPr>
+                <w:rFonts w:ascii="Times New Roman" w:hAnsi="Times New Roman" w:cs="Times New Roman"/>
+              </w:rPr>
+              <w:t>spbu@spbu.ru</w:t>
+            </w:r>
             <w:r>
               <w:rPr>
                 <w:rFonts w:ascii="Times New Roman" w:hAnsi="Times New Roman" w:cs="Times New Roman"/>
@@ -3708,8 +3606,23 @@
               <w:rPr>
                 <w:rFonts w:ascii="Times New Roman" w:hAnsi="Times New Roman" w:cs="Times New Roman"/>
                 <w:color w:val="auto"/>
-              </w:rPr>
-              <w:t>www.jinr.ru</w:t>
+                <w:lang w:val="en-US"/>
+              </w:rPr>
+              <w:t>www</w:t>
+            </w:r>
+            <w:r>
+              <w:rPr>
+                <w:rFonts w:ascii="Times New Roman" w:hAnsi="Times New Roman" w:cs="Times New Roman"/>
+                <w:color w:val="auto"/>
+              </w:rPr>
+              <w:t>.</w:t>
+            </w:r>
+            <w:r>
+              <w:rPr>
+                <w:rFonts w:ascii="Times New Roman" w:hAnsi="Times New Roman" w:cs="Times New Roman"/>
+                <w:color w:val="auto"/>
+              </w:rPr>
+              <w:t>spbu.ru</w:t>
             </w:r>
           </w:p>
         </w:tc>
@@ -4016,58 +3929,32 @@
                 <w:rFonts w:ascii="Times New Roman" w:hAnsi="Times New Roman"/>
               </w:rPr>
             </w:pPr>
-            <w:r>
+          </w:p>
+        </w:tc>
+        <w:tc>
+          <w:tcPr>
+            <w:tcW w:w="1843" w:type="dxa"/>
+            <w:tcBorders>
+              <w:top w:val="single" w:sz="4" w:space="0" w:color="000001"/>
+              <w:left w:val="single" w:sz="4" w:space="0" w:color="000001"/>
+              <w:bottom w:val="single" w:sz="4" w:space="0" w:color="000001"/>
+              <w:right w:val="single" w:sz="4" w:space="0" w:color="000001"/>
+            </w:tcBorders>
+            <w:shd w:val="clear" w:color="auto" w:fill="auto"/>
+            <w:tcMar>
+              <w:left w:w="55" w:type="dxa"/>
+            </w:tcMar>
+            <w:vAlign w:val="center"/>
+          </w:tcPr>
+          <w:p>
+            <w:pPr>
+              <w:widowControl w:val="0"/>
+              <w:spacing w:after="0" w:line="240" w:lineRule="auto"/>
+              <w:jc w:val="center"/>
               <w:rPr>
                 <w:rFonts w:ascii="Times New Roman" w:hAnsi="Times New Roman"/>
               </w:rPr>
-              <w:t>Трубников Григорий Владимирович</w:t>
-            </w:r>
-          </w:p>
-        </w:tc>
-        <w:tc>
-          <w:tcPr>
-            <w:tcW w:w="1843" w:type="dxa"/>
-            <w:tcBorders>
-              <w:top w:val="single" w:sz="4" w:space="0" w:color="000001"/>
-              <w:left w:val="single" w:sz="4" w:space="0" w:color="000001"/>
-              <w:bottom w:val="single" w:sz="4" w:space="0" w:color="000001"/>
-              <w:right w:val="single" w:sz="4" w:space="0" w:color="000001"/>
-            </w:tcBorders>
-            <w:shd w:val="clear" w:color="auto" w:fill="auto"/>
-            <w:tcMar>
-              <w:left w:w="55" w:type="dxa"/>
-            </w:tcMar>
-            <w:vAlign w:val="center"/>
-          </w:tcPr>
-          <w:p>
-            <w:pPr>
-              <w:widowControl w:val="0"/>
-              <w:spacing w:after="0" w:line="240" w:lineRule="auto"/>
-              <w:jc w:val="center"/>
-              <w:rPr>
-                <w:rFonts w:ascii="Times New Roman" w:hAnsi="Times New Roman"/>
-              </w:rPr>
-            </w:pPr>
-            <w:r>
-              <w:rPr>
-                <w:rFonts w:ascii="Times New Roman" w:hAnsi="Times New Roman" w:cs="Times New Roman"/>
-                <w:color w:val="000000" w:themeColor="text1"/>
-              </w:rPr>
-              <w:t xml:space="preserve">доктор </w:t>
-            </w:r>
-            <w:r>
-              <w:rPr>
-                <w:rFonts w:ascii="Times New Roman" w:hAnsi="Times New Roman" w:cs="Times New Roman"/>
-              </w:rPr>
-              <w:t>физико-математических</w:t>
-            </w:r>
-            <w:r>
-              <w:rPr>
-                <w:rFonts w:ascii="Times New Roman" w:hAnsi="Times New Roman" w:cs="Times New Roman"/>
-                <w:color w:val="000000" w:themeColor="text1"/>
-              </w:rPr>
-              <w:t xml:space="preserve"> наук</w:t>
-            </w:r>
+            </w:pPr>
           </w:p>
         </w:tc>
         <w:tc>
@@ -4095,13 +3982,6 @@
                 <w:color w:val="auto"/>
               </w:rPr>
             </w:pPr>
-            <w:r>
-              <w:rPr>
-                <w:rFonts w:ascii="Times New Roman" w:hAnsi="Times New Roman" w:cs="Times New Roman"/>
-                <w:color w:val="auto"/>
-              </w:rPr>
-              <w:t>академик РАН</w:t>
-            </w:r>
           </w:p>
         </w:tc>
         <w:tc>
@@ -4135,7 +4015,7 @@
                 <w:sz w:val="24"/>
                 <w:szCs w:val="24"/>
               </w:rPr>
-              <w:t>Международная межправительственная организация Объединенный институт ядерных исследований</w:t>
+              <w:t>Федеральное государственное бюджетное образовательное учреждение высшего образования «Санкт-Петербургский государственный</w:t>
             </w:r>
             <w:r>
               <w:rPr>
@@ -4143,7 +4023,15 @@
                 <w:sz w:val="24"/>
                 <w:szCs w:val="24"/>
               </w:rPr>
-              <w:t xml:space="preserve"> (ОИЯИ)</w:t>
+              <w:t xml:space="preserve"> </w:t>
+            </w:r>
+            <w:r>
+              <w:rPr>
+                <w:rFonts w:ascii="Times New Roman" w:hAnsi="Times New Roman" w:cs="Times New Roman"/>
+                <w:sz w:val="24"/>
+                <w:szCs w:val="24"/>
+              </w:rPr>
+              <w:t>университет»</w:t>
             </w:r>
           </w:p>
         </w:tc>
@@ -4172,13 +4060,6 @@
                 <w:color w:val="auto"/>
               </w:rPr>
             </w:pPr>
-            <w:r>
-              <w:rPr>
-                <w:rFonts w:ascii="Times New Roman" w:hAnsi="Times New Roman" w:cs="Times New Roman"/>
-                <w:color w:val="auto"/>
-              </w:rPr>
-              <w:t>директор</w:t>
-            </w:r>
           </w:p>
         </w:tc>
       </w:tr>
